--- a/docs/Filum_21CFR11_matrix.docx
+++ b/docs/Filum_21CFR11_matrix.docx
@@ -3486,7 +3486,7 @@
           <w:sz w:val="17"/>
           <w:szCs w:val="17"/>
         </w:rPr>
-        <w:t xml:space="preserve">The software validation file exists and is delivered with the product: 31 validation requirements, 28 automated test cases replayed at every release (authority checks, audit trail, signature and its link to the fingerprint, content freezing, drift refusal, tamper detection, chaining, RFC 3161 timestamping, token-based reset, CLSI vectors, input robustness), a traceability matrix and an installation protocol to be executed on your side. The operational qualification report is not written but PRODUCED from a real run — the generator refuses to emit the file without one; on the last run, 28 of 28 cases conforming, 0 deviation. Out of scope, and to be known: the user interface (covered by your performance qualification), behaviour under load, and the absence of penetration testing by an independent third party. Your own qualification for intended use remains required in every case.</w:t>
+        <w:t xml:space="preserve">The software validation file exists and is delivered with the product: 32 validation requirements, 29 automated test cases replayed at every release (authority checks, audit trail, signature and its link to the fingerprint, content freezing, drift refusal, tamper detection, chaining, RFC 3161 timestamping, token-based reset, CLSI vectors, input robustness), a traceability matrix and an installation protocol to be executed on your side. The operational qualification report is not written but PRODUCED from a real run — the generator refuses to emit the file without one; on the last run, 29 of 29 cases conforming, 0 deviation. Out of scope, and to be known: the user interface (covered by your performance qualification), behaviour under load, and the absence of penetration testing by an independent third party. Your own qualification for intended use remains required in every case.</w:t>
       </w:r>
     </w:p>
     <w:p>

--- a/docs/Filum_21CFR11_matrix.docx
+++ b/docs/Filum_21CFR11_matrix.docx
@@ -996,7 +996,7 @@
                 <w:sz w:val="17"/>
                 <w:szCs w:val="17"/>
               </w:rPr>
-              <w:t xml:space="preserve">Timestamps set by the database, never by the user: no form and no parameter can carry a date. The trail is append-only inside the application — no function modifies or deletes an entry; a targeted revert creates a NEW entry. Previous values are recorded on modification. Every write carries its author's name, bulk import included (one entry per imported row). Viewing is filterable by actor, period, entity and action, with a complete CSV export — the export is itself logged. Each entry further carries the fingerprint of the previous one: the audit screen verifies the chain on every view and reports any break with its rank, and the CSV export carries the rank and both fingerprints of every entry, so the chain can be recomputed outside Filum from that file alone. Every write to the trail passes through a single chokepoint; the two privileged server-console tools use a mirror implementation whose equivalence is proven by a qualification case.</w:t>
+              <w:t xml:space="preserve">Timestamps set by the database, never by the user: no form and no parameter can carry a date. The trail is append-only inside the application — no function modifies or deletes an entry; a targeted revert creates a NEW entry. Previous values are recorded on modification. Every write carries its author's name, bulk import included (one entry per imported row). Viewing is filterable by actor, period, entity and action, with a complete CSV export — the export is itself logged. Each entry further carries the fingerprint of the previous one: the audit screen verifies the chain on every view and reports any break with its rank, and the CSV export carries the rank and both fingerprints of every entry, so the chain can be recomputed outside Filum from that file alone. Every write to the trail passes through a single chokepoint; the two privileged server-console tools use a mirror implementation whose equivalence is proven by a qualification case. The narrative of each entry is finally READABLE in the reader's language: the entry carries its message key and arguments — both covered by the fingerprint — and the text is produced on screen, on export and in the archive. Entries recorded before this version keep their original language: a record is not rewritten.</w:t>
             </w:r>
           </w:p>
         </w:tc>
@@ -3486,7 +3486,7 @@
           <w:sz w:val="17"/>
           <w:szCs w:val="17"/>
         </w:rPr>
-        <w:t xml:space="preserve">The software validation file exists and is delivered with the product: 32 validation requirements, 29 automated test cases replayed at every release (authority checks, audit trail, signature and its link to the fingerprint, content freezing, drift refusal, tamper detection, chaining, RFC 3161 timestamping, token-based reset, CLSI vectors, input robustness), a traceability matrix and an installation protocol to be executed on your side. The operational qualification report is not written but PRODUCED from a real run — the generator refuses to emit the file without one; on the last run, 29 of 29 cases conforming, 0 deviation. Out of scope, and to be known: the user interface (covered by your performance qualification), behaviour under load, and the absence of penetration testing by an independent third party. Your own qualification for intended use remains required in every case.</w:t>
+        <w:t xml:space="preserve">The software validation file exists and is delivered with the product: 33 validation requirements, 30 automated test cases replayed at every release (authority checks, audit trail, signature and its link to the fingerprint, content freezing, drift refusal, tamper detection, chaining, RFC 3161 timestamping, token-based reset, CLSI vectors, input robustness), a traceability matrix and an installation protocol to be executed on your side. The operational qualification report is not written but PRODUCED from a real run — the generator refuses to emit the file without one; on the last run, 30 of 30 cases conforming, 0 deviation. Out of scope, and to be known: the user interface (covered by your performance qualification), behaviour under load, and the absence of penetration testing by an independent third party. Your own qualification for intended use remains required in every case.</w:t>
       </w:r>
     </w:p>
     <w:p>

--- a/docs/Filum_21CFR11_matrix.docx
+++ b/docs/Filum_21CFR11_matrix.docx
@@ -770,7 +770,7 @@
                 <w:sz w:val="17"/>
                 <w:szCs w:val="17"/>
               </w:rPr>
-              <w:t xml:space="preserve">No purge, no expiry, no automatic deletion: a frozen record goes in and does not come out, superseded freezes included. A released document, or one carrying a signature, cannot be deleted — the compliant route is a revision; permitted deletions require the Administrator role AND a reason, and keep a full snapshot in the audit trail. The retention period is DECLARED (duration, basis, your procedure reference) and carried as a due date onto every archived record, without ever triggering a purge. An inspection archive returns the frozen bytes, a manifest, the file's exports, the complete audit trail and a fingerprint file in sha256sum format: it is verified without Filum, using the operating system's own tool. A record altered on disk is marked ALTERED there and kept, never silently removed. A legal hold suspends every deletion in the installation, including the purge of import files launched from the console. The archive anchor is submitted to the timestamping authority configured by the customer, which returns an RFC 3161 token counter-signing the date that fingerprint existed; Filum checks that the token attests that very fingerprint and the requested nonce, keeps it as is inside the archive, and gives the openssl command that verifies it. An unreachable authority never blocks extraction: the archive is produced without a token and says so.</w:t>
+              <w:t xml:space="preserve">No purge, no expiry, no automatic deletion: a frozen record goes in and does not come out, superseded freezes included. A released document, or one carrying a signature, cannot be deleted — the compliant route is a revision; permitted deletions require the Administrator role AND a reason, and keep a full snapshot in the audit trail. The retention period is DECLARED (duration, basis, your procedure reference) and carried as a due date onto every archived record, without ever triggering a purge. An inspection archive returns the frozen bytes, a PDF/A-2b ARCHIVAL COPY of each record alongside it, a manifest, the file's exports, the complete audit trail and a fingerprint file in sha256sum format: it is verified without Filum, using the operating system's own tool. The PDF/A copy embeds its font and colour profile, carries both digests of the record, and states that it is NOT the record — the signature covers the digest of the frozen content, not that rendering. A record altered on disk is marked ALTERED there and kept, never silently removed. A legal hold suspends every deletion in the installation, including the purge of import files launched from the console. The archive anchor is submitted to the timestamping authority configured by the customer, which returns an RFC 3161 token counter-signing the date that fingerprint existed; Filum checks that the token attests that very fingerprint and the requested nonce, keeps it as is inside the archive, and gives the openssl command that verifies it. An unreachable authority never blocks extraction: the archive is produced without a token and says so.</w:t>
             </w:r>
           </w:p>
         </w:tc>
@@ -3486,7 +3486,7 @@
           <w:sz w:val="17"/>
           <w:szCs w:val="17"/>
         </w:rPr>
-        <w:t xml:space="preserve">The software validation file exists and is delivered with the product: 33 validation requirements, 30 automated test cases replayed at every release (authority checks, audit trail, signature and its link to the fingerprint, content freezing, drift refusal, tamper detection, chaining, RFC 3161 timestamping, token-based reset, CLSI vectors, input robustness), a traceability matrix and an installation protocol to be executed on your side. The operational qualification report is not written but PRODUCED from a real run — the generator refuses to emit the file without one; on the last run, 30 of 30 cases conforming, 0 deviation. Out of scope, and to be known: the user interface (covered by your performance qualification), behaviour under load, and the absence of penetration testing by an independent third party. Your own qualification for intended use remains required in every case.</w:t>
+        <w:t xml:space="preserve">The software validation file exists and is delivered with the product: 34 validation requirements, 31 automated test cases replayed at every release (authority checks, audit trail, signature and its link to the fingerprint, content freezing, drift refusal, tamper detection, chaining, RFC 3161 timestamping, token-based reset, CLSI vectors, input robustness), a traceability matrix and an installation protocol to be executed on your side. The operational qualification report is not written but PRODUCED from a real run — the generator refuses to emit the file without one; on the last run, 31 of 31 cases conforming, 0 deviation. Out of scope, and to be known: the user interface (covered by your performance qualification), behaviour under load, and the absence of penetration testing by an independent third party. Your own qualification for intended use remains required in every case.</w:t>
       </w:r>
     </w:p>
     <w:p>

--- a/docs/Filum_21CFR11_matrix.docx
+++ b/docs/Filum_21CFR11_matrix.docx
@@ -996,7 +996,7 @@
                 <w:sz w:val="17"/>
                 <w:szCs w:val="17"/>
               </w:rPr>
-              <w:t xml:space="preserve">Timestamps set by the database, never by the user: no form and no parameter can carry a date. The trail is append-only inside the application — no function modifies or deletes an entry; a targeted revert creates a NEW entry. Previous values are recorded on modification. Every write carries its author's name, bulk import included (one entry per imported row). Viewing is filterable by actor, period, entity and action, with a complete CSV export — the export is itself logged. Each entry further carries the fingerprint of the previous one: the audit screen verifies the chain on every view and reports any break with its rank, and the CSV export carries the rank and both fingerprints of every entry, so the chain can be recomputed outside Filum from that file alone. Every write to the trail passes through a single chokepoint; the two privileged server-console tools use a mirror implementation whose equivalence is proven by a qualification case. The narrative of each entry is finally READABLE in the reader's language: the entry carries its message key and arguments — both covered by the fingerprint — and the text is produced on screen, on export and in the archive. Entries recorded before this version keep their original language: a record is not rewritten.</w:t>
+              <w:t xml:space="preserve">Timestamps set by the database, never by the user: no form and no parameter can carry a date. The trail is append-only inside the application — no function modifies or deletes an entry; a targeted revert creates a NEW entry. Previous values are recorded on modification. Every write carries its author's name, bulk import included (one entry per imported row). Viewing is filterable by actor, period, entity and action, with a complete CSV export — the export is itself logged. Each entry further carries the fingerprint of the previous one: the audit screen verifies the chain on every view and reports any break with its rank, and the CSV export carries the rank and both fingerprints of every entry, so the chain can be recomputed outside Filum from that file alone. Every write to the trail passes through a single chokepoint; the two privileged server-console tools use a mirror implementation whose equivalence is proven by a qualification case. The narrative of each entry is finally READABLE in the reader's language: the entry carries its message key and arguments — both covered by the fingerprint — and the text is produced on screen, on export and in the archive. Entries recorded before this version keep their original language: a record is not rewritten. The trail is finally REVIEWED, and the review is a signed record: each review covers a range of RANKS — never dates — and starts exactly at the rank following the previous one, so no entry can be written into the gap between two reviews; any coverage gap is computed and displayed. Risk-based triage rules designate the entries to be read one by one (security, deletion, revert, authorisations, organisation settings, data leaving, bulk import, reopening of a released record, review undone, unattributed write); the rest is counted, and the record says so rather than implying a line-by-line reading. Every selected entry receives a reasoned verdict, closing requires the password to be re-entered and copies the digest of the reviewed content, and the distance between the last covered rank and the trail head is shown permanently on the log screen.</w:t>
             </w:r>
           </w:p>
         </w:tc>
@@ -1019,7 +1019,7 @@
                 <w:sz w:val="17"/>
                 <w:szCs w:val="17"/>
               </w:rPr>
-              <w:t xml:space="preserve">Including the audit trail in the backup scope and prohibiting direct database access outside the application.</w:t>
+              <w:t xml:space="preserve">Including the audit trail in the backup scope and prohibiting direct database access outside the application. Declaring the review FREQUENCY — Filum imposes none, the right period depending on your activity volume — and passing the judgement: Filum presents and records, it cannot tell a legitimate change from a suspicious one. Also deciding whether the reviewer's independence suffices: it is measured and recorded on every review, never enforced.</w:t>
             </w:r>
           </w:p>
         </w:tc>
@@ -3486,7 +3486,7 @@
           <w:sz w:val="17"/>
           <w:szCs w:val="17"/>
         </w:rPr>
-        <w:t xml:space="preserve">The software validation file exists and is delivered with the product: 34 validation requirements, 31 automated test cases replayed at every release (authority checks, audit trail, signature and its link to the fingerprint, content freezing, drift refusal, tamper detection, chaining, RFC 3161 timestamping, token-based reset, CLSI vectors, input robustness), a traceability matrix and an installation protocol to be executed on your side. The operational qualification report is not written but PRODUCED from a real run — the generator refuses to emit the file without one; on the last run, 31 of 31 cases conforming, 0 deviation. Out of scope, and to be known: the user interface (covered by your performance qualification), behaviour under load, and the absence of penetration testing by an independent third party. Your own qualification for intended use remains required in every case.</w:t>
+        <w:t xml:space="preserve">The software validation file exists and is delivered with the product: 36 validation requirements, 33 automated test cases replayed at every release (authority checks, audit trail, signature and its link to the fingerprint, content freezing, drift refusal, tamper detection, chaining, RFC 3161 timestamping, token-based reset, CLSI vectors, input robustness), a traceability matrix and an installation protocol to be executed on your side. The operational qualification report is not written but PRODUCED from a real run — the generator refuses to emit the file without one; on the last run, 33 of 33 cases conforming, 0 deviation. Out of scope, and to be known: the user interface (covered by your performance qualification), behaviour under load, and the absence of penetration testing by an independent third party. Your own qualification for intended use remains required in every case.</w:t>
       </w:r>
     </w:p>
     <w:p>

--- a/docs/Filum_21CFR11_matrix.docx
+++ b/docs/Filum_21CFR11_matrix.docx
@@ -3486,7 +3486,7 @@
           <w:sz w:val="17"/>
           <w:szCs w:val="17"/>
         </w:rPr>
-        <w:t xml:space="preserve">The software validation file exists and is delivered with the product: 36 validation requirements, 33 automated test cases replayed at every release (authority checks, audit trail, signature and its link to the fingerprint, content freezing, drift refusal, tamper detection, chaining, RFC 3161 timestamping, token-based reset, CLSI vectors, input robustness), a traceability matrix and an installation protocol to be executed on your side. The operational qualification report is not written but PRODUCED from a real run — the generator refuses to emit the file without one; on the last run, 33 of 33 cases conforming, 0 deviation. Out of scope, and to be known: the user interface (covered by your performance qualification), behaviour under load, and the absence of penetration testing by an independent third party. Your own qualification for intended use remains required in every case.</w:t>
+        <w:t xml:space="preserve">The software validation file exists and is delivered with the product: 37 validation requirements, 34 automated test cases replayed at every release (authority checks, audit trail, signature and its link to the fingerprint, content freezing, drift refusal, tamper detection, chaining, RFC 3161 timestamping, token-based reset, CLSI vectors, input robustness), a traceability matrix and an installation protocol to be executed on your side. The operational qualification report is not written but PRODUCED from a real run — the generator refuses to emit the file without one; on the last run, 34 of 34 cases conforming, 0 deviation. Out of scope, and to be known: the user interface (covered by your performance qualification), behaviour under load, and the absence of penetration testing by an independent third party. Your own qualification for intended use remains required in every case.</w:t>
       </w:r>
     </w:p>
     <w:p>

--- a/docs/Filum_21CFR11_matrix.docx
+++ b/docs/Filum_21CFR11_matrix.docx
@@ -3486,7 +3486,7 @@
           <w:sz w:val="17"/>
           <w:szCs w:val="17"/>
         </w:rPr>
-        <w:t xml:space="preserve">The software validation file exists and is delivered with the product: 37 validation requirements, 34 automated test cases replayed at every release (authority checks, audit trail, signature and its link to the fingerprint, content freezing, drift refusal, tamper detection, chaining, RFC 3161 timestamping, token-based reset, CLSI vectors, input robustness), a traceability matrix and an installation protocol to be executed on your side. The operational qualification report is not written but PRODUCED from a real run — the generator refuses to emit the file without one; on the last run, 34 of 34 cases conforming, 0 deviation. Out of scope, and to be known: the user interface (covered by your performance qualification), behaviour under load, and the absence of penetration testing by an independent third party. Your own qualification for intended use remains required in every case.</w:t>
+        <w:t xml:space="preserve">The software validation file exists and is delivered with the product: 38 validation requirements, 35 automated test cases replayed at every release (authority checks, audit trail, signature and its link to the fingerprint, content freezing, drift refusal, tamper detection, chaining, RFC 3161 timestamping, token-based reset, CLSI vectors, input robustness), a traceability matrix and an installation protocol to be executed on your side. The operational qualification report is not written but PRODUCED from a real run — the generator refuses to emit the file without one; on the last run, 35 of 35 cases conforming, 0 deviation. Out of scope, and to be known: the user interface (covered by your performance qualification), behaviour under load, and the absence of penetration testing by an independent third party. Your own qualification for intended use remains required in every case.</w:t>
       </w:r>
     </w:p>
     <w:p>

--- a/docs/Filum_21CFR11_matrix.docx
+++ b/docs/Filum_21CFR11_matrix.docx
@@ -3486,7 +3486,7 @@
           <w:sz w:val="17"/>
           <w:szCs w:val="17"/>
         </w:rPr>
-        <w:t xml:space="preserve">The software validation file exists and is delivered with the product: 38 validation requirements, 35 automated test cases replayed at every release (authority checks, audit trail, signature and its link to the fingerprint, content freezing, drift refusal, tamper detection, chaining, RFC 3161 timestamping, token-based reset, CLSI vectors, input robustness), a traceability matrix and an installation protocol to be executed on your side. The operational qualification report is not written but PRODUCED from a real run — the generator refuses to emit the file without one; on the last run, 35 of 35 cases conforming, 0 deviation. Out of scope, and to be known: the user interface (covered by your performance qualification), behaviour under load, and the absence of penetration testing by an independent third party. Your own qualification for intended use remains required in every case.</w:t>
+        <w:t xml:space="preserve">The software validation file exists and is delivered with the product: 39 validation requirements, 36 automated test cases replayed at every release (authority checks, audit trail, signature and its link to the fingerprint, content freezing, drift refusal, tamper detection, chaining, RFC 3161 timestamping, token-based reset, CLSI vectors, input robustness), a traceability matrix and an installation protocol to be executed on your side. The operational qualification report is not written but PRODUCED from a real run — the generator refuses to emit the file without one; on the last run, 36 of 36 cases conforming, 0 deviation. Out of scope, and to be known: the user interface (covered by your performance qualification), behaviour under load, and the absence of penetration testing by an independent third party. Your own qualification for intended use remains required in every case.</w:t>
       </w:r>
     </w:p>
     <w:p>

--- a/docs/Filum_21CFR11_matrix.docx
+++ b/docs/Filum_21CFR11_matrix.docx
@@ -3486,7 +3486,7 @@
           <w:sz w:val="17"/>
           <w:szCs w:val="17"/>
         </w:rPr>
-        <w:t xml:space="preserve">The software validation file exists and is delivered with the product: 39 validation requirements, 36 automated test cases replayed at every release (authority checks, audit trail, signature and its link to the fingerprint, content freezing, drift refusal, tamper detection, chaining, RFC 3161 timestamping, token-based reset, CLSI vectors, input robustness), a traceability matrix and an installation protocol to be executed on your side. The operational qualification report is not written but PRODUCED from a real run — the generator refuses to emit the file without one; on the last run, 36 of 36 cases conforming, 0 deviation. Out of scope, and to be known: the user interface (covered by your performance qualification), behaviour under load, and the absence of penetration testing by an independent third party. Your own qualification for intended use remains required in every case.</w:t>
+        <w:t xml:space="preserve">The software validation file exists and is delivered with the product: 40 validation requirements, 37 automated test cases replayed at every release (authority checks, audit trail, signature and its link to the fingerprint, content freezing, drift refusal, tamper detection, chaining, RFC 3161 timestamping, token-based reset, CLSI vectors, input robustness), a traceability matrix and an installation protocol to be executed on your side. The operational qualification report is not written but PRODUCED from a real run — the generator refuses to emit the file without one; on the last run, 37 of 37 cases conforming, 0 deviation. Out of scope, and to be known: the user interface (covered by your performance qualification), behaviour under load, and the absence of penetration testing by an independent third party. Your own qualification for intended use remains required in every case.</w:t>
       </w:r>
     </w:p>
     <w:p>

--- a/docs/Filum_21CFR11_matrix.docx
+++ b/docs/Filum_21CFR11_matrix.docx
@@ -3486,7 +3486,7 @@
           <w:sz w:val="17"/>
           <w:szCs w:val="17"/>
         </w:rPr>
-        <w:t xml:space="preserve">The software validation file exists and is delivered with the product: 40 validation requirements, 37 automated test cases replayed at every release (authority checks, audit trail, signature and its link to the fingerprint, content freezing, drift refusal, tamper detection, chaining, RFC 3161 timestamping, token-based reset, CLSI vectors, input robustness), a traceability matrix and an installation protocol to be executed on your side. The operational qualification report is not written but PRODUCED from a real run — the generator refuses to emit the file without one; on the last run, 37 of 37 cases conforming, 0 deviation. Out of scope, and to be known: the user interface (covered by your performance qualification), behaviour under load, and the absence of penetration testing by an independent third party. Your own qualification for intended use remains required in every case.</w:t>
+        <w:t xml:space="preserve">The software validation file exists and is delivered with the product: 47 validation requirements, 44 automated test cases replayed at every release (authority checks, audit trail, signature and its link to the fingerprint, content freezing, drift refusal, tamper detection, chaining, RFC 3161 timestamping, token-based reset, CLSI vectors, input robustness), a traceability matrix and an installation protocol to be executed on your side. The operational qualification report is not written but PRODUCED from a real run — the generator refuses to emit the file without one; on the last run, 44 of 44 cases conforming, 0 deviation. Out of scope, and to be known: the user interface (covered by your performance qualification), behaviour under load, and the absence of penetration testing by an independent third party. Your own qualification for intended use remains required in every case.</w:t>
       </w:r>
     </w:p>
     <w:p>

--- a/docs/Filum_21CFR11_matrix.docx
+++ b/docs/Filum_21CFR11_matrix.docx
@@ -3486,7 +3486,7 @@
           <w:sz w:val="17"/>
           <w:szCs w:val="17"/>
         </w:rPr>
-        <w:t xml:space="preserve">The software validation file exists and is delivered with the product: 47 validation requirements, 44 automated test cases replayed at every release (authority checks, audit trail, signature and its link to the fingerprint, content freezing, drift refusal, tamper detection, chaining, RFC 3161 timestamping, token-based reset, CLSI vectors, input robustness), a traceability matrix and an installation protocol to be executed on your side. The operational qualification report is not written but PRODUCED from a real run — the generator refuses to emit the file without one; on the last run, 44 of 44 cases conforming, 0 deviation. Out of scope, and to be known: the user interface (covered by your performance qualification), behaviour under load, and the absence of penetration testing by an independent third party. Your own qualification for intended use remains required in every case.</w:t>
+        <w:t xml:space="preserve">The software validation file exists and is delivered with the product: 48 validation requirements, 45 automated test cases replayed at every release (authority checks, audit trail, signature and its link to the fingerprint, content freezing, drift refusal, tamper detection, chaining, RFC 3161 timestamping, token-based reset, CLSI vectors, input robustness), a traceability matrix and an installation protocol to be executed on your side. The operational qualification report is not written but PRODUCED from a real run — the generator refuses to emit the file without one; on the last run, 45 of 45 cases conforming, 0 deviation. Out of scope, and to be known: the user interface (covered by your performance qualification), behaviour under load, and the absence of penetration testing by an independent third party. Your own qualification for intended use remains required in every case.</w:t>
       </w:r>
     </w:p>
     <w:p>

--- a/docs/Filum_21CFR11_matrix.docx
+++ b/docs/Filum_21CFR11_matrix.docx
@@ -3486,7 +3486,7 @@
           <w:sz w:val="17"/>
           <w:szCs w:val="17"/>
         </w:rPr>
-        <w:t xml:space="preserve">The software validation file exists and is delivered with the product: 48 validation requirements, 45 automated test cases replayed at every release (authority checks, audit trail, signature and its link to the fingerprint, content freezing, drift refusal, tamper detection, chaining, RFC 3161 timestamping, token-based reset, CLSI vectors, input robustness), a traceability matrix and an installation protocol to be executed on your side. The operational qualification report is not written but PRODUCED from a real run — the generator refuses to emit the file without one; on the last run, 45 of 45 cases conforming, 0 deviation. Out of scope, and to be known: the user interface (covered by your performance qualification), behaviour under load, and the absence of penetration testing by an independent third party. Your own qualification for intended use remains required in every case.</w:t>
+        <w:t xml:space="preserve">The software validation file exists and is delivered with the product: 49 validation requirements, 46 automated test cases replayed at every release (authority checks, audit trail, signature and its link to the fingerprint, content freezing, drift refusal, tamper detection, chaining, RFC 3161 timestamping, token-based reset, CLSI vectors, input robustness), a traceability matrix and an installation protocol to be executed on your side. The operational qualification report is not written but PRODUCED from a real run — the generator refuses to emit the file without one; on the last run, 46 of 46 cases conforming, 0 deviation. Out of scope, and to be known: the user interface (covered by your performance qualification), behaviour under load, and the absence of penetration testing by an independent third party. Your own qualification for intended use remains required in every case.</w:t>
       </w:r>
     </w:p>
     <w:p>
